--- a/Лб 4/Тест-план сайту Prom.ua.docx
+++ b/Лб 4/Тест-план сайту Prom.ua.docx
@@ -588,8 +588,8 @@
         <w:tblLook w:val="04A0" w:firstRow="1" w:lastRow="0" w:firstColumn="1" w:lastColumn="0" w:noHBand="0" w:noVBand="1"/>
       </w:tblPr>
       <w:tblGrid>
-        <w:gridCol w:w="7810"/>
-        <w:gridCol w:w="1216"/>
+        <w:gridCol w:w="7950"/>
+        <w:gridCol w:w="1076"/>
       </w:tblGrid>
       <w:tr>
         <w:tc>
@@ -1557,7 +1557,7 @@
                 <w:szCs w:val="28"/>
                 <w:lang w:val="uk-UA"/>
               </w:rPr>
-              <w:t>10</w:t>
+              <w:t>8</w:t>
             </w:r>
           </w:p>
         </w:tc>
@@ -1939,25 +1939,7 @@
           <w:szCs w:val="28"/>
           <w:lang w:val="uk-UA"/>
         </w:rPr>
-        <w:t>–</w:t>
-      </w:r>
-      <w:r>
-        <w:rPr>
-          <w:noProof/>
-          <w:sz w:val="28"/>
-          <w:szCs w:val="28"/>
-          <w:lang w:val="uk-UA"/>
-        </w:rPr>
-        <w:t xml:space="preserve"> </w:t>
-      </w:r>
-      <w:r>
-        <w:rPr>
-          <w:noProof/>
-          <w:sz w:val="28"/>
-          <w:szCs w:val="28"/>
-          <w:lang w:val="uk-UA"/>
-        </w:rPr>
-        <w:t xml:space="preserve">висновок щодо загального стану сайту; </w:t>
+        <w:t xml:space="preserve">– висновок щодо загального стану сайту; </w:t>
       </w:r>
     </w:p>
     <w:p>
@@ -1979,25 +1961,7 @@
           <w:szCs w:val="28"/>
           <w:lang w:val="uk-UA"/>
         </w:rPr>
-        <w:t>–</w:t>
-      </w:r>
-      <w:r>
-        <w:rPr>
-          <w:noProof/>
-          <w:sz w:val="28"/>
-          <w:szCs w:val="28"/>
-          <w:lang w:val="uk-UA"/>
-        </w:rPr>
-        <w:t xml:space="preserve"> </w:t>
-      </w:r>
-      <w:r>
-        <w:rPr>
-          <w:noProof/>
-          <w:sz w:val="28"/>
-          <w:szCs w:val="28"/>
-          <w:lang w:val="uk-UA"/>
-        </w:rPr>
-        <w:t xml:space="preserve">звіт про результати тестування; </w:t>
+        <w:t xml:space="preserve">– звіт про результати тестування; </w:t>
       </w:r>
     </w:p>
     <w:p>
@@ -2019,25 +1983,7 @@
           <w:szCs w:val="28"/>
           <w:lang w:val="uk-UA"/>
         </w:rPr>
-        <w:t>–</w:t>
-      </w:r>
-      <w:r>
-        <w:rPr>
-          <w:noProof/>
-          <w:sz w:val="28"/>
-          <w:szCs w:val="28"/>
-          <w:lang w:val="uk-UA"/>
-        </w:rPr>
-        <w:t xml:space="preserve"> </w:t>
-      </w:r>
-      <w:r>
-        <w:rPr>
-          <w:noProof/>
-          <w:sz w:val="28"/>
-          <w:szCs w:val="28"/>
-          <w:lang w:val="uk-UA"/>
-        </w:rPr>
-        <w:t>список знайдених помилок (багів), зафіксованих у баг-трекері.</w:t>
+        <w:t>– список знайдених помилок (багів), зафіксованих у баг-трекері.</w:t>
       </w:r>
     </w:p>
     <w:p>
@@ -2811,19 +2757,7 @@
           <w:szCs w:val="28"/>
           <w:lang w:val="uk-UA"/>
         </w:rPr>
-        <w:t xml:space="preserve">3.1.1 </w:t>
-      </w:r>
-      <w:r>
-        <w:rPr>
-          <w:rFonts w:ascii="Times New Roman" w:hAnsi="Times New Roman" w:cs="Times New Roman"/>
-          <w:b/>
-          <w:bCs/>
-          <w:color w:val="auto"/>
-          <w:sz w:val="28"/>
-          <w:szCs w:val="28"/>
-          <w:lang w:val="uk-UA"/>
-        </w:rPr>
-        <w:t>Функціональне тестування</w:t>
+        <w:t>3.1.1 Функціональне тестування</w:t>
       </w:r>
     </w:p>
     <w:p>
@@ -4770,20 +4704,7 @@
           <w:szCs w:val="28"/>
           <w:lang w:val="uk-UA"/>
         </w:rPr>
-        <w:t xml:space="preserve">3.1.2 </w:t>
-      </w:r>
-      <w:r>
-        <w:rPr>
-          <w:rFonts w:ascii="Times New Roman" w:hAnsi="Times New Roman" w:cs="Times New Roman"/>
-          <w:b/>
-          <w:bCs/>
-          <w:noProof/>
-          <w:color w:val="auto"/>
-          <w:sz w:val="28"/>
-          <w:szCs w:val="28"/>
-          <w:lang w:val="uk-UA"/>
-        </w:rPr>
-        <w:t>Тестування кросбраузерності</w:t>
+        <w:t>3.1.2 Тестування кросбраузерності</w:t>
       </w:r>
     </w:p>
     <w:p>
@@ -5071,16 +4992,7 @@
           <w:szCs w:val="28"/>
           <w:lang w:val="uk-UA"/>
         </w:rPr>
-        <w:t>;</w:t>
-      </w:r>
-      <w:r>
-        <w:rPr>
-          <w:noProof/>
-          <w:sz w:val="28"/>
-          <w:szCs w:val="28"/>
-          <w:lang w:val="uk-UA"/>
-        </w:rPr>
-        <w:t xml:space="preserve"> </w:t>
+        <w:t xml:space="preserve">; </w:t>
       </w:r>
     </w:p>
     <w:p>
@@ -6122,14 +6034,7 @@
                 <w:noProof/>
                 <w:lang w:val="uk-UA"/>
               </w:rPr>
-              <w:t>Виконання</w:t>
-            </w:r>
-            <w:r>
-              <w:rPr>
-                <w:noProof/>
-                <w:lang w:val="uk-UA"/>
-              </w:rPr>
-              <w:t xml:space="preserve"> тестування</w:t>
+              <w:t>Виконання тестування</w:t>
             </w:r>
           </w:p>
         </w:tc>
@@ -10732,6 +10637,7 @@
   <w:style w:type="character" w:default="1" w:styleId="a0">
     <w:name w:val="Default Paragraph Font"/>
     <w:uiPriority w:val="1"/>
+    <w:semiHidden/>
     <w:unhideWhenUsed/>
   </w:style>
   <w:style w:type="table" w:default="1" w:styleId="a1">
